--- a/tests/fixtures/sample_float.docx
+++ b/tests/fixtures/sample_float.docx
@@ -903,6 +903,14 @@
       </w:pPr>
       <w:r>
         <w:t>図1から図5を本文の適切な位置に置く。</w:t>
+      </w:r>
+    </w:p>
+    <w:p>
+      <w:pPr>
+        <w:pStyle w:val="af5"/>
+      </w:pPr>
+      <w:r>
+        <w:t>位置が決まる図（前掲）は，ここでは扱わない。</w:t>
       </w:r>
     </w:p>
     <w:p>
